--- a/assets/docs/34-Phan-Thi-Thuy-KNTT-mot-so-hop-chat-cua-nitrogen-va-oxygen-dap-an.docx
+++ b/assets/docs/34-Phan-Thi-Thuy-KNTT-mot-so-hop-chat-cua-nitrogen-va-oxygen-dap-an.docx
@@ -4037,7 +4037,7 @@
           <w:rStyle w:val="Hyperlink"/>
           <w:rFonts w:ascii="Times New Roman" w:hAnsi="Times New Roman" w:cs="Times New Roman"/>
         </w:rPr>
-        <w:t>http://o2.edu.vn</w:t>
+        <w:t>https://giasu.ai.vn/</w:t>
       </w:r>
     </w:hyperlink>
     <w:bookmarkStart w:id="0" w:name="_GoBack"/>
@@ -4179,7 +4179,7 @@
           <w:rStyle w:val="Hyperlink"/>
           <w:rFonts w:ascii="Times New Roman" w:hAnsi="Times New Roman" w:cs="Times New Roman"/>
         </w:rPr>
-        <w:t>http://o2.edu.vn</w:t>
+        <w:t>https://giasu.ai.vn/</w:t>
       </w:r>
     </w:hyperlink>
   </w:p>
